--- a/pr-preview/pr-15/chapters/coding-practices.docx
+++ b/pr-preview/pr-15/chapters/coding-practices.docx
@@ -15,7 +15,7 @@
         <w:pStyle w:val="Date"/>
       </w:pPr>
       <w:r>
-        <w:t xml:space="preserve">Last modified: 2026-10-11 23:36:09 (PDT)</w:t>
+        <w:t xml:space="preserve">Last modified: 2026-10-12 01:03:54 (PDT)</w:t>
       </w:r>
     </w:p>
     <w:p>

--- a/pr-preview/pr-15/chapters/coding-practices.docx
+++ b/pr-preview/pr-15/chapters/coding-practices.docx
@@ -15,7 +15,7 @@
         <w:pStyle w:val="Date"/>
       </w:pPr>
       <w:r>
-        <w:t xml:space="preserve">Last modified: 2026-10-12 01:03:54 (PDT)</w:t>
+        <w:t xml:space="preserve">Last modified: 2026-10-12 01:10:28 (PDT)</w:t>
       </w:r>
     </w:p>
     <w:p>
@@ -25,7 +25,7 @@
       <w:bookmarkStart w:id="9" w:name="sec-r-coding-practices"/>
       <w:bookmarkEnd w:id="9"/>
     </w:p>
-    <w:bookmarkStart w:id="10" w:name="lab-protocols-for-code-and-data"/>
+    <w:bookmarkStart w:id="10" w:name="sec-lab-protocols-for-code-and-data"/>
     <w:p>
       <w:pPr>
         <w:pStyle w:val="Heading2"/>
@@ -5635,7 +5635,7 @@
     </w:p>
     <w:bookmarkEnd w:id="47"/>
     <w:bookmarkEnd w:id="48"/>
-    <w:bookmarkStart w:id="50" w:name="organizing-scripts"/>
+    <w:bookmarkStart w:id="50" w:name="sec-organizing-scripts"/>
     <w:p>
       <w:pPr>
         <w:pStyle w:val="Heading2"/>
@@ -25649,7 +25649,7 @@
     </w:p>
     <w:bookmarkEnd w:id="146"/>
     <w:bookmarkEnd w:id="147"/>
-    <w:bookmarkStart w:id="154" w:name="object-naming"/>
+    <w:bookmarkStart w:id="154" w:name="sec-coding-practices-object-naming"/>
     <w:p>
       <w:pPr>
         <w:pStyle w:val="Heading2"/>
@@ -26178,7 +26178,7 @@
       </w:r>
     </w:p>
     <w:bookmarkEnd w:id="154"/>
-    <w:bookmarkStart w:id="155" w:name="function-calls"/>
+    <w:bookmarkStart w:id="155" w:name="sec-function-calls"/>
     <w:p>
       <w:pPr>
         <w:pStyle w:val="Heading2"/>
@@ -29603,7 +29603,7 @@
       </w:r>
     </w:p>
     <w:bookmarkEnd w:id="184"/>
-    <w:bookmarkStart w:id="189" w:name="readingsaving-data"/>
+    <w:bookmarkStart w:id="189" w:name="sec-readingsaving-data"/>
     <w:p>
       <w:pPr>
         <w:pStyle w:val="Heading2"/>
@@ -29972,7 +29972,7 @@
     </w:p>
     <w:bookmarkEnd w:id="188"/>
     <w:bookmarkEnd w:id="189"/>
-    <w:bookmarkStart w:id="195" w:name="integrating-box-and-dropbox"/>
+    <w:bookmarkStart w:id="195" w:name="sec-integrating-box-and-dropbox"/>
     <w:p>
       <w:pPr>
         <w:pStyle w:val="Heading2"/>
@@ -36349,7 +36349,7 @@
       </w:hyperlink>
     </w:p>
     <w:bookmarkEnd w:id="316"/>
-    <w:bookmarkStart w:id="319" w:name="coding-with-r-and-python"/>
+    <w:bookmarkStart w:id="319" w:name="sec-coding-with-r-and-python"/>
     <w:p>
       <w:pPr>
         <w:pStyle w:val="Heading2"/>
@@ -36398,7 +36398,7 @@
       </w:r>
     </w:p>
     <w:bookmarkEnd w:id="319"/>
-    <w:bookmarkStart w:id="325" w:name="X4707fc3d29ccc8f46e4e422d4c06c560a63a17f"/>
+    <w:bookmarkStart w:id="325" w:name="X06dce33c5a777f8322711dde05e81eef8b1d1f6"/>
     <w:p>
       <w:pPr>
         <w:pStyle w:val="Heading2"/>
